--- a/output/manuscript/tables.docx
+++ b/output/manuscript/tables.docx
@@ -944,6 +944,330 @@
         <w:t xml:space="preserve">Table 6. </w:t>
       </w:r>
       <w:r>
+        <w:t>United States same-day rate ratio of crash death for a +9 °C anomaly, by crash circumstances (crash-level strata). Single-vehicle crashes are those whose first harmful event was not a collision with a motor vehicle in transport (includes run-off-road and pedestrian crashes); driver drinking is police-reported for any involved driver; crashes with unreported or unknown drinking status are excluded. Subgroup analyses are exploratory and not adjusted for multiple comparisons.</w:t>
+      </w:r>
+    </w:p>
+    <w:tbl>
+      <w:tblPr>
+        <w:tblStyle w:val="TableGrid"/>
+        <w:tblW w:type="auto" w:w="0"/>
+        <w:tblLook w:firstColumn="1" w:firstRow="1" w:lastColumn="0" w:lastRow="0" w:noHBand="0" w:noVBand="1" w:val="04A0"/>
+      </w:tblPr>
+      <w:tblGrid>
+        <w:gridCol w:w="2880"/>
+        <w:gridCol w:w="2880"/>
+        <w:gridCol w:w="2880"/>
+      </w:tblGrid>
+      <w:tr>
+        <w:tc>
+          <w:tcPr>
+            <w:tcW w:type="dxa" w:w="2880"/>
+          </w:tcPr>
+          <w:p>
+            <w:r>
+              <w:rPr>
+                <w:b/>
+              </w:rPr>
+              <w:t>Stratum</w:t>
+            </w:r>
+          </w:p>
+        </w:tc>
+        <w:tc>
+          <w:tcPr>
+            <w:tcW w:type="dxa" w:w="2880"/>
+          </w:tcPr>
+          <w:p>
+            <w:r>
+              <w:rPr>
+                <w:b/>
+              </w:rPr>
+              <w:t>Crash deaths</w:t>
+            </w:r>
+          </w:p>
+        </w:tc>
+        <w:tc>
+          <w:tcPr>
+            <w:tcW w:type="dxa" w:w="2880"/>
+          </w:tcPr>
+          <w:p>
+            <w:r>
+              <w:rPr>
+                <w:b/>
+              </w:rPr>
+              <w:t>Same-day RR (95% CI)</w:t>
+            </w:r>
+          </w:p>
+        </w:tc>
+      </w:tr>
+      <w:tr>
+        <w:tc>
+          <w:tcPr>
+            <w:tcW w:type="dxa" w:w="2880"/>
+          </w:tcPr>
+          <w:p>
+            <w:r>
+              <w:t>Manner of collision: Single-vehicle (not a MVIT collision)</w:t>
+            </w:r>
+          </w:p>
+        </w:tc>
+        <w:tc>
+          <w:tcPr>
+            <w:tcW w:type="dxa" w:w="2880"/>
+          </w:tcPr>
+          <w:p>
+            <w:r>
+              <w:t>160,517</w:t>
+            </w:r>
+          </w:p>
+        </w:tc>
+        <w:tc>
+          <w:tcPr>
+            <w:tcW w:type="dxa" w:w="2880"/>
+          </w:tcPr>
+          <w:p>
+            <w:r>
+              <w:t>1.199 (1.161-1.238)</w:t>
+            </w:r>
+          </w:p>
+        </w:tc>
+      </w:tr>
+      <w:tr>
+        <w:tc>
+          <w:tcPr>
+            <w:tcW w:type="dxa" w:w="2880"/>
+          </w:tcPr>
+          <w:p>
+            <w:r>
+              <w:t>Manner of collision: Multi-vehicle collision</w:t>
+            </w:r>
+          </w:p>
+        </w:tc>
+        <w:tc>
+          <w:tcPr>
+            <w:tcW w:type="dxa" w:w="2880"/>
+          </w:tcPr>
+          <w:p>
+            <w:r>
+              <w:t>111,415</w:t>
+            </w:r>
+          </w:p>
+        </w:tc>
+        <w:tc>
+          <w:tcPr>
+            <w:tcW w:type="dxa" w:w="2880"/>
+          </w:tcPr>
+          <w:p>
+            <w:r>
+              <w:t>1.113 (1.066-1.162)</w:t>
+            </w:r>
+          </w:p>
+        </w:tc>
+      </w:tr>
+      <w:tr>
+        <w:tc>
+          <w:tcPr>
+            <w:tcW w:type="dxa" w:w="2880"/>
+          </w:tcPr>
+          <w:p>
+            <w:r>
+              <w:t>Weather condition: Clear or cloudy</w:t>
+            </w:r>
+          </w:p>
+        </w:tc>
+        <w:tc>
+          <w:tcPr>
+            <w:tcW w:type="dxa" w:w="2880"/>
+          </w:tcPr>
+          <w:p>
+            <w:r>
+              <w:t>212,319</w:t>
+            </w:r>
+          </w:p>
+        </w:tc>
+        <w:tc>
+          <w:tcPr>
+            <w:tcW w:type="dxa" w:w="2880"/>
+          </w:tcPr>
+          <w:p>
+            <w:r>
+              <w:t>1.185 (1.148-1.224)</w:t>
+            </w:r>
+          </w:p>
+        </w:tc>
+      </w:tr>
+      <w:tr>
+        <w:tc>
+          <w:tcPr>
+            <w:tcW w:type="dxa" w:w="2880"/>
+          </w:tcPr>
+          <w:p>
+            <w:r>
+              <w:t>Weather condition: Adverse (rain, snow, fog, wind)</w:t>
+            </w:r>
+          </w:p>
+        </w:tc>
+        <w:tc>
+          <w:tcPr>
+            <w:tcW w:type="dxa" w:w="2880"/>
+          </w:tcPr>
+          <w:p>
+            <w:r>
+              <w:t>44,401</w:t>
+            </w:r>
+          </w:p>
+        </w:tc>
+        <w:tc>
+          <w:tcPr>
+            <w:tcW w:type="dxa" w:w="2880"/>
+          </w:tcPr>
+          <w:p>
+            <w:r>
+              <w:t>1.119 (1.054-1.188)</w:t>
+            </w:r>
+          </w:p>
+        </w:tc>
+      </w:tr>
+      <w:tr>
+        <w:tc>
+          <w:tcPr>
+            <w:tcW w:type="dxa" w:w="2880"/>
+          </w:tcPr>
+          <w:p>
+            <w:r>
+              <w:t>Land use: Rural</w:t>
+            </w:r>
+          </w:p>
+        </w:tc>
+        <w:tc>
+          <w:tcPr>
+            <w:tcW w:type="dxa" w:w="2880"/>
+          </w:tcPr>
+          <w:p>
+            <w:r>
+              <w:t>119,138</w:t>
+            </w:r>
+          </w:p>
+        </w:tc>
+        <w:tc>
+          <w:tcPr>
+            <w:tcW w:type="dxa" w:w="2880"/>
+          </w:tcPr>
+          <w:p>
+            <w:r>
+              <w:t>1.139 (1.096-1.184)</w:t>
+            </w:r>
+          </w:p>
+        </w:tc>
+      </w:tr>
+      <w:tr>
+        <w:tc>
+          <w:tcPr>
+            <w:tcW w:type="dxa" w:w="2880"/>
+          </w:tcPr>
+          <w:p>
+            <w:r>
+              <w:t>Land use: Urban</w:t>
+            </w:r>
+          </w:p>
+        </w:tc>
+        <w:tc>
+          <w:tcPr>
+            <w:tcW w:type="dxa" w:w="2880"/>
+          </w:tcPr>
+          <w:p>
+            <w:r>
+              <w:t>153,418</w:t>
+            </w:r>
+          </w:p>
+        </w:tc>
+        <w:tc>
+          <w:tcPr>
+            <w:tcW w:type="dxa" w:w="2880"/>
+          </w:tcPr>
+          <w:p>
+            <w:r>
+              <w:t>1.190 (1.150-1.232)</w:t>
+            </w:r>
+          </w:p>
+        </w:tc>
+      </w:tr>
+      <w:tr>
+        <w:tc>
+          <w:tcPr>
+            <w:tcW w:type="dxa" w:w="2880"/>
+          </w:tcPr>
+          <w:p>
+            <w:r>
+              <w:t>Driver drinking: No drinking driver</w:t>
+            </w:r>
+          </w:p>
+        </w:tc>
+        <w:tc>
+          <w:tcPr>
+            <w:tcW w:type="dxa" w:w="2880"/>
+          </w:tcPr>
+          <w:p>
+            <w:r>
+              <w:t>121,958</w:t>
+            </w:r>
+          </w:p>
+        </w:tc>
+        <w:tc>
+          <w:tcPr>
+            <w:tcW w:type="dxa" w:w="2880"/>
+          </w:tcPr>
+          <w:p>
+            <w:r>
+              <w:t>1.178 (1.133-1.224)</w:t>
+            </w:r>
+          </w:p>
+        </w:tc>
+      </w:tr>
+      <w:tr>
+        <w:tc>
+          <w:tcPr>
+            <w:tcW w:type="dxa" w:w="2880"/>
+          </w:tcPr>
+          <w:p>
+            <w:r>
+              <w:t>Driver drinking: Drinking driver involved</w:t>
+            </w:r>
+          </w:p>
+        </w:tc>
+        <w:tc>
+          <w:tcPr>
+            <w:tcW w:type="dxa" w:w="2880"/>
+          </w:tcPr>
+          <w:p>
+            <w:r>
+              <w:t>47,963</w:t>
+            </w:r>
+          </w:p>
+        </w:tc>
+        <w:tc>
+          <w:tcPr>
+            <w:tcW w:type="dxa" w:w="2880"/>
+          </w:tcPr>
+          <w:p>
+            <w:r>
+              <w:t>1.191 (1.119-1.269)</w:t>
+            </w:r>
+          </w:p>
+        </w:tc>
+      </w:tr>
+    </w:tbl>
+    <w:p/>
+    <w:p>
+      <w:pPr>
+        <w:spacing w:before="280"/>
+      </w:pPr>
+      <w:r>
+        <w:rPr>
+          <w:b/>
+        </w:rPr>
+        <w:t xml:space="preserve">Table 7. </w:t>
+      </w:r>
+      <w:r>
         <w:t>United States sensitivity of the +9 °C anomaly association to activity, precipitation and heat-stress controls. All added continuous controls were z-scored; population entered as a log offset; heat-stress metrics were anomaly-derived. The VIF &lt; 10 row is the primary full-controls model, selected by iteratively removing added controls with VIF &gt; 10. A stricter VIF &lt; 5 screen and an unscreened model are also shown. Heat-stress metrics were tested individually because they are functions of temperature and can be collinear with the anomaly.</w:t>
       </w:r>
     </w:p>

--- a/output/manuscript/tables.docx
+++ b/output/manuscript/tables.docx
@@ -1759,6 +1759,234 @@
       </w:tr>
     </w:tbl>
     <w:p/>
+    <w:p>
+      <w:pPr>
+        <w:spacing w:before="280"/>
+      </w:pPr>
+      <w:r>
+        <w:rPr>
+          <w:b/>
+        </w:rPr>
+        <w:t xml:space="preserve">Table 8. </w:t>
+      </w:r>
+      <w:r>
+        <w:t>Japan same-day rate ratio of crash death for a +9 °C anomaly, by accident type (NPA classification: single-vehicle, vehicle-vehicle, vehicle-pedestrian; the fatality in a vehicle-pedestrian accident is the struck pedestrian) and by prefecture population density, split at the median as a proxy for public-transport availability. All estimates are underpowered; analyses are exploratory and not adjusted for multiple comparisons.</w:t>
+      </w:r>
+    </w:p>
+    <w:tbl>
+      <w:tblPr>
+        <w:tblStyle w:val="TableGrid"/>
+        <w:tblW w:type="auto" w:w="0"/>
+        <w:tblLook w:firstColumn="1" w:firstRow="1" w:lastColumn="0" w:lastRow="0" w:noHBand="0" w:noVBand="1" w:val="04A0"/>
+      </w:tblPr>
+      <w:tblGrid>
+        <w:gridCol w:w="2880"/>
+        <w:gridCol w:w="2880"/>
+        <w:gridCol w:w="2880"/>
+      </w:tblGrid>
+      <w:tr>
+        <w:tc>
+          <w:tcPr>
+            <w:tcW w:type="dxa" w:w="2880"/>
+          </w:tcPr>
+          <w:p>
+            <w:r>
+              <w:rPr>
+                <w:b/>
+              </w:rPr>
+              <w:t>Stratum</w:t>
+            </w:r>
+          </w:p>
+        </w:tc>
+        <w:tc>
+          <w:tcPr>
+            <w:tcW w:type="dxa" w:w="2880"/>
+          </w:tcPr>
+          <w:p>
+            <w:r>
+              <w:rPr>
+                <w:b/>
+              </w:rPr>
+              <w:t>Crash deaths</w:t>
+            </w:r>
+          </w:p>
+        </w:tc>
+        <w:tc>
+          <w:tcPr>
+            <w:tcW w:type="dxa" w:w="2880"/>
+          </w:tcPr>
+          <w:p>
+            <w:r>
+              <w:rPr>
+                <w:b/>
+              </w:rPr>
+              <w:t>Same-day RR (95% CI)</w:t>
+            </w:r>
+          </w:p>
+        </w:tc>
+      </w:tr>
+      <w:tr>
+        <w:tc>
+          <w:tcPr>
+            <w:tcW w:type="dxa" w:w="2880"/>
+          </w:tcPr>
+          <w:p>
+            <w:r>
+              <w:t>Accident type: Single-vehicle</w:t>
+            </w:r>
+          </w:p>
+        </w:tc>
+        <w:tc>
+          <w:tcPr>
+            <w:tcW w:type="dxa" w:w="2880"/>
+          </w:tcPr>
+          <w:p>
+            <w:r>
+              <w:t>3,227</w:t>
+            </w:r>
+          </w:p>
+        </w:tc>
+        <w:tc>
+          <w:tcPr>
+            <w:tcW w:type="dxa" w:w="2880"/>
+          </w:tcPr>
+          <w:p>
+            <w:r>
+              <w:t>1.133 (0.722-1.778)</w:t>
+            </w:r>
+          </w:p>
+        </w:tc>
+      </w:tr>
+      <w:tr>
+        <w:tc>
+          <w:tcPr>
+            <w:tcW w:type="dxa" w:w="2880"/>
+          </w:tcPr>
+          <w:p>
+            <w:r>
+              <w:t>Accident type: Vehicle-vehicle</w:t>
+            </w:r>
+          </w:p>
+        </w:tc>
+        <w:tc>
+          <w:tcPr>
+            <w:tcW w:type="dxa" w:w="2880"/>
+          </w:tcPr>
+          <w:p>
+            <w:r>
+              <w:t>4,280</w:t>
+            </w:r>
+          </w:p>
+        </w:tc>
+        <w:tc>
+          <w:tcPr>
+            <w:tcW w:type="dxa" w:w="2880"/>
+          </w:tcPr>
+          <w:p>
+            <w:r>
+              <w:t>1.079 (0.731-1.594)</w:t>
+            </w:r>
+          </w:p>
+        </w:tc>
+      </w:tr>
+      <w:tr>
+        <w:tc>
+          <w:tcPr>
+            <w:tcW w:type="dxa" w:w="2880"/>
+          </w:tcPr>
+          <w:p>
+            <w:r>
+              <w:t>Accident type: Vehicle-pedestrian</w:t>
+            </w:r>
+          </w:p>
+        </w:tc>
+        <w:tc>
+          <w:tcPr>
+            <w:tcW w:type="dxa" w:w="2880"/>
+          </w:tcPr>
+          <w:p>
+            <w:r>
+              <w:t>3,968</w:t>
+            </w:r>
+          </w:p>
+        </w:tc>
+        <w:tc>
+          <w:tcPr>
+            <w:tcW w:type="dxa" w:w="2880"/>
+          </w:tcPr>
+          <w:p>
+            <w:r>
+              <w:t>0.740 (0.500-1.097)</w:t>
+            </w:r>
+          </w:p>
+        </w:tc>
+      </w:tr>
+      <w:tr>
+        <w:tc>
+          <w:tcPr>
+            <w:tcW w:type="dxa" w:w="2880"/>
+          </w:tcPr>
+          <w:p>
+            <w:r>
+              <w:t>Prefecture density: High-density prefectures (transit-rich proxy)</w:t>
+            </w:r>
+          </w:p>
+        </w:tc>
+        <w:tc>
+          <w:tcPr>
+            <w:tcW w:type="dxa" w:w="2880"/>
+          </w:tcPr>
+          <w:p>
+            <w:r>
+              <w:t>7,583</w:t>
+            </w:r>
+          </w:p>
+        </w:tc>
+        <w:tc>
+          <w:tcPr>
+            <w:tcW w:type="dxa" w:w="2880"/>
+          </w:tcPr>
+          <w:p>
+            <w:r>
+              <w:t>0.938 (0.696-1.264)</w:t>
+            </w:r>
+          </w:p>
+        </w:tc>
+      </w:tr>
+      <w:tr>
+        <w:tc>
+          <w:tcPr>
+            <w:tcW w:type="dxa" w:w="2880"/>
+          </w:tcPr>
+          <w:p>
+            <w:r>
+              <w:t>Prefecture density: Low-density prefectures (transit-poor proxy)</w:t>
+            </w:r>
+          </w:p>
+        </w:tc>
+        <w:tc>
+          <w:tcPr>
+            <w:tcW w:type="dxa" w:w="2880"/>
+          </w:tcPr>
+          <w:p>
+            <w:r>
+              <w:t>4,081</w:t>
+            </w:r>
+          </w:p>
+        </w:tc>
+        <w:tc>
+          <w:tcPr>
+            <w:tcW w:type="dxa" w:w="2880"/>
+          </w:tcPr>
+          <w:p>
+            <w:r>
+              <w:t>0.958 (0.664-1.383)</w:t>
+            </w:r>
+          </w:p>
+        </w:tc>
+      </w:tr>
+    </w:tbl>
+    <w:p/>
     <w:sectPr>
       <w:pgSz w:w="12240" w:h="15840"/>
       <w:pgMar w:top="1440" w:right="1800" w:bottom="1440" w:left="1800" w:header="720" w:footer="720" w:gutter="0"/>

--- a/output/manuscript/tables.docx
+++ b/output/manuscript/tables.docx
@@ -1757,6 +1757,48 @@
           </w:p>
         </w:tc>
       </w:tr>
+      <w:tr>
+        <w:tc>
+          <w:tcPr>
+            <w:tcW w:type="dxa" w:w="2160"/>
+          </w:tcPr>
+          <w:p>
+            <w:r>
+              <w:t>Excluding +/-7 d around DST transitions</w:t>
+            </w:r>
+          </w:p>
+        </w:tc>
+        <w:tc>
+          <w:tcPr>
+            <w:tcW w:type="dxa" w:w="2160"/>
+          </w:tcPr>
+          <w:p>
+            <w:r>
+              <w:t>1.166 (1.136-1.197)</w:t>
+            </w:r>
+          </w:p>
+        </w:tc>
+        <w:tc>
+          <w:tcPr>
+            <w:tcW w:type="dxa" w:w="2160"/>
+          </w:tcPr>
+          <w:p>
+            <w:r>
+              <w:t>1.072 (1.012-1.135)</w:t>
+            </w:r>
+          </w:p>
+        </w:tc>
+        <w:tc>
+          <w:tcPr>
+            <w:tcW w:type="dxa" w:w="2160"/>
+          </w:tcPr>
+          <w:p>
+            <w:r>
+              <w:t>-</w:t>
+            </w:r>
+          </w:p>
+        </w:tc>
+      </w:tr>
     </w:tbl>
     <w:p/>
     <w:p>
